--- a/output/docx/en/BUFRCREX_TableB_en_24.docx
+++ b/output/docx/en/BUFRCREX_TableB_en_24.docx
@@ -1977,7 +1977,7 @@
                 <w:b w:val="0"/>
                 <w:sz w:val="16"/>
               </w:rPr>
-              <w:t>Note 81: Gamma radiation dose rate 0 24 014 is intended to be used for reporting of this element under normal conditions, nuclear accidents excluded.</w:t>
+              <w:t>Note B81: Gamma radiation dose rate 0 24 014 is intended to be used for reporting of this element under normal conditions, nuclear accidents excluded.</w:t>
             </w:r>
           </w:p>
         </w:tc>
@@ -2775,7 +2775,7 @@
           <w:i/>
           <w:sz w:val="14"/>
         </w:rPr>
-        <w:t>Note 162: Useful ranges used above:1011 Bq to 1019 Bq for releases;10-2 Bq to 107 Bq and 10-2 mSv to 107 mSv for concentration and doses.</w:t>
+        <w:t>Note B162: Useful ranges used above:1011 Bq to 1019 Bq for releases;10-2 Bq to 107 Bq and 10-2 mSv to 107 mSv for concentration and doses.</w:t>
       </w:r>
     </w:p>
     <w:sectPr>
